--- a/thong_bao_phu_hieu_sap_het_han_template.docx
+++ b/thong_bao_phu_hieu_sap_het_han_template.docx
@@ -93,8 +93,8 @@
               </w:rPr>
               <w:t xml:space="preserve">CỘNG HÒA XÃ HỘI CHỦ NGHĨA VIỆT </w:t>
             </w:r>
-            <w:smartTag w:uri="urn:schemas-microsoft-com:office:smarttags" w:element="place">
-              <w:smartTag w:uri="urn:schemas-microsoft-com:office:smarttags" w:element="country-region">
+            <w:smartTag w:uri="urn:schemas-microsoft-com:office:smarttags" w:element="country-region">
+              <w:smartTag w:uri="urn:schemas-microsoft-com:office:smarttags" w:element="place">
                 <w:r>
                   <w:rPr>
                     <w:b/>
@@ -908,14 +908,12 @@
         <w:tblLook w:val="04A0" w:firstRow="1" w:lastRow="0" w:firstColumn="1" w:lastColumn="0" w:noHBand="0" w:noVBand="1"/>
       </w:tblPr>
       <w:tblGrid>
-        <w:gridCol w:w="938"/>
-        <w:gridCol w:w="1126"/>
-        <w:gridCol w:w="1577"/>
-        <w:gridCol w:w="1460"/>
-        <w:gridCol w:w="1058"/>
-        <w:gridCol w:w="1554"/>
-        <w:gridCol w:w="3268"/>
-        <w:gridCol w:w="4108"/>
+        <w:gridCol w:w="1814"/>
+        <w:gridCol w:w="2134"/>
+        <w:gridCol w:w="2835"/>
+        <w:gridCol w:w="2835"/>
+        <w:gridCol w:w="2693"/>
+        <w:gridCol w:w="2778"/>
       </w:tblGrid>
       <w:tr>
         <w:trPr>
@@ -923,7 +921,7 @@
         </w:trPr>
         <w:tc>
           <w:tcPr>
-            <w:tcW w:w="938" w:type="dxa"/>
+            <w:tcW w:w="1814" w:type="dxa"/>
             <w:tcMar>
               <w:top w:w="30" w:type="dxa"/>
               <w:left w:w="120" w:type="dxa"/>
@@ -956,7 +954,7 @@
         </w:tc>
         <w:tc>
           <w:tcPr>
-            <w:tcW w:w="1126" w:type="dxa"/>
+            <w:tcW w:w="2134" w:type="dxa"/>
             <w:tcMar>
               <w:top w:w="30" w:type="dxa"/>
               <w:left w:w="120" w:type="dxa"/>
@@ -989,7 +987,7 @@
         </w:tc>
         <w:tc>
           <w:tcPr>
-            <w:tcW w:w="1577" w:type="dxa"/>
+            <w:tcW w:w="2835" w:type="dxa"/>
             <w:tcMar>
               <w:top w:w="30" w:type="dxa"/>
               <w:left w:w="120" w:type="dxa"/>
@@ -1022,7 +1020,7 @@
         </w:tc>
         <w:tc>
           <w:tcPr>
-            <w:tcW w:w="1460" w:type="dxa"/>
+            <w:tcW w:w="2835" w:type="dxa"/>
             <w:tcMar>
               <w:top w:w="30" w:type="dxa"/>
               <w:left w:w="120" w:type="dxa"/>
@@ -1055,7 +1053,7 @@
         </w:tc>
         <w:tc>
           <w:tcPr>
-            <w:tcW w:w="1058" w:type="dxa"/>
+            <w:tcW w:w="2693" w:type="dxa"/>
             <w:vAlign w:val="center"/>
           </w:tcPr>
           <w:p>
@@ -1081,7 +1079,7 @@
         </w:tc>
         <w:tc>
           <w:tcPr>
-            <w:tcW w:w="0" w:type="auto"/>
+            <w:tcW w:w="2778" w:type="dxa"/>
             <w:tcMar>
               <w:top w:w="30" w:type="dxa"/>
               <w:left w:w="120" w:type="dxa"/>
@@ -1111,19 +1109,6 @@
               <w:t>Ngày hết hạn</w:t>
             </w:r>
           </w:p>
-        </w:tc>
-        <w:tc>
-          <w:tcPr>
-            <w:tcW w:w="3268" w:type="dxa"/>
-            <w:tcMar>
-              <w:top w:w="30" w:type="dxa"/>
-              <w:left w:w="120" w:type="dxa"/>
-              <w:bottom w:w="30" w:type="dxa"/>
-              <w:right w:w="120" w:type="dxa"/>
-            </w:tcMar>
-            <w:vAlign w:val="center"/>
-            <w:hideMark/>
-          </w:tcPr>
           <w:p>
             <w:pPr>
               <w:jc w:val="center"/>
@@ -1134,48 +1119,6 @@
                 <w:szCs w:val="20"/>
               </w:rPr>
             </w:pPr>
-            <w:r>
-              <w:rPr>
-                <w:b/>
-                <w:bCs/>
-                <w:sz w:val="20"/>
-                <w:szCs w:val="20"/>
-              </w:rPr>
-              <w:t>Tên đơn vị</w:t>
-            </w:r>
-          </w:p>
-        </w:tc>
-        <w:tc>
-          <w:tcPr>
-            <w:tcW w:w="4108" w:type="dxa"/>
-            <w:tcMar>
-              <w:top w:w="30" w:type="dxa"/>
-              <w:left w:w="120" w:type="dxa"/>
-              <w:bottom w:w="30" w:type="dxa"/>
-              <w:right w:w="120" w:type="dxa"/>
-            </w:tcMar>
-            <w:vAlign w:val="center"/>
-            <w:hideMark/>
-          </w:tcPr>
-          <w:p>
-            <w:pPr>
-              <w:jc w:val="center"/>
-              <w:rPr>
-                <w:b/>
-                <w:bCs/>
-                <w:sz w:val="20"/>
-                <w:szCs w:val="20"/>
-              </w:rPr>
-            </w:pPr>
-            <w:r>
-              <w:rPr>
-                <w:b/>
-                <w:bCs/>
-                <w:sz w:val="20"/>
-                <w:szCs w:val="20"/>
-              </w:rPr>
-              <w:t>Địa chỉ</w:t>
-            </w:r>
           </w:p>
         </w:tc>
       </w:tr>
@@ -1185,7 +1128,8 @@
         </w:trPr>
         <w:tc>
           <w:tcPr>
-            <w:tcW w:w="938" w:type="dxa"/>
+            <w:tcW w:w="15089" w:type="dxa"/>
+            <w:gridSpan w:val="6"/>
             <w:tcMar>
               <w:top w:w="30" w:type="dxa"/>
               <w:left w:w="120" w:type="dxa"/>
@@ -1196,33 +1140,66 @@
           </w:tcPr>
           <w:p>
             <w:pPr>
-              <w:jc w:val="center"/>
-              <w:rPr>
-                <w:sz w:val="20"/>
-                <w:szCs w:val="20"/>
-              </w:rPr>
-            </w:pPr>
-            <w:r>
               <w:rPr>
                 <w:color w:val="000000"/>
-                <w:sz w:val="4"/>
-                <w:szCs w:val="4"/>
-              </w:rPr>
-              <w:t>{#don_vi_list</w:t>
-            </w:r>
+                <w:sz w:val="20"/>
+                <w:szCs w:val="20"/>
+              </w:rPr>
+            </w:pPr>
             <w:r>
               <w:rPr>
                 <w:color w:val="000000"/>
                 <w:sz w:val="20"/>
                 <w:szCs w:val="20"/>
               </w:rPr>
-              <w:t>}{stt}</w:t>
+              <w:t>{#nhom_</w:t>
+            </w:r>
+            <w:proofErr w:type="gramStart"/>
+            <w:r>
+              <w:rPr>
+                <w:color w:val="000000"/>
+                <w:sz w:val="20"/>
+                <w:szCs w:val="20"/>
+              </w:rPr>
+              <w:t>list}{</w:t>
+            </w:r>
+            <w:proofErr w:type="gramEnd"/>
+            <w:r>
+              <w:rPr>
+                <w:color w:val="000000"/>
+                <w:sz w:val="20"/>
+                <w:szCs w:val="20"/>
+              </w:rPr>
+              <w:t>stt_nhom}. {ten_don_vi</w:t>
+            </w:r>
+            <w:proofErr w:type="gramStart"/>
+            <w:r>
+              <w:rPr>
+                <w:color w:val="000000"/>
+                <w:sz w:val="20"/>
+                <w:szCs w:val="20"/>
+              </w:rPr>
+              <w:t>}  (</w:t>
+            </w:r>
+            <w:proofErr w:type="gramEnd"/>
+            <w:r>
+              <w:rPr>
+                <w:color w:val="000000"/>
+                <w:sz w:val="20"/>
+                <w:szCs w:val="20"/>
+              </w:rPr>
+              <w:t>Địa chỉ: {dia_chi})</w:t>
             </w:r>
           </w:p>
         </w:tc>
+      </w:tr>
+      <w:tr>
+        <w:trPr>
+          <w:trHeight w:val="315"/>
+        </w:trPr>
         <w:tc>
           <w:tcPr>
-            <w:tcW w:w="1126" w:type="dxa"/>
+            <w:tcW w:w="1814" w:type="dxa"/>
             <w:tcMar>
               <w:top w:w="30" w:type="dxa"/>
               <w:left w:w="120" w:type="dxa"/>
@@ -1235,26 +1212,34 @@
             <w:pPr>
               <w:jc w:val="center"/>
               <w:rPr>
+                <w:sz w:val="20"/>
+                <w:szCs w:val="20"/>
+              </w:rPr>
+            </w:pPr>
+            <w:r>
+              <w:rPr>
                 <w:color w:val="000000"/>
                 <w:sz w:val="20"/>
                 <w:szCs w:val="20"/>
               </w:rPr>
-            </w:pPr>
+              <w:t>{#</w:t>
+            </w:r>
             <w:r>
               <w:rPr>
                 <w:color w:val="000000"/>
                 <w:sz w:val="20"/>
                 <w:szCs w:val="20"/>
               </w:rPr>
-              <w:t>{</w:t>
-            </w:r>
+              <w:t>xe_</w:t>
+            </w:r>
+            <w:proofErr w:type="gramStart"/>
             <w:r>
               <w:rPr>
                 <w:color w:val="000000"/>
                 <w:sz w:val="20"/>
                 <w:szCs w:val="20"/>
               </w:rPr>
-              <w:t>bien_so</w:t>
+              <w:t>list</w:t>
             </w:r>
             <w:r>
               <w:rPr>
@@ -1262,13 +1247,22 @@
                 <w:sz w:val="20"/>
                 <w:szCs w:val="20"/>
               </w:rPr>
-              <w:t>}</w:t>
+              <w:t>}{</w:t>
+            </w:r>
+            <w:proofErr w:type="gramEnd"/>
+            <w:r>
+              <w:rPr>
+                <w:color w:val="000000"/>
+                <w:sz w:val="20"/>
+                <w:szCs w:val="20"/>
+              </w:rPr>
+              <w:t>stt}</w:t>
             </w:r>
           </w:p>
         </w:tc>
         <w:tc>
           <w:tcPr>
-            <w:tcW w:w="1577" w:type="dxa"/>
+            <w:tcW w:w="2134" w:type="dxa"/>
             <w:tcMar>
               <w:top w:w="30" w:type="dxa"/>
               <w:left w:w="120" w:type="dxa"/>
@@ -1292,13 +1286,43 @@
                 <w:sz w:val="20"/>
                 <w:szCs w:val="20"/>
               </w:rPr>
-              <w:t>{loai_phu_hieu}</w:t>
+              <w:t>{bien_so}</w:t>
             </w:r>
           </w:p>
         </w:tc>
         <w:tc>
           <w:tcPr>
-            <w:tcW w:w="1460" w:type="dxa"/>
+            <w:tcW w:w="2835" w:type="dxa"/>
+            <w:tcMar>
+              <w:top w:w="30" w:type="dxa"/>
+              <w:left w:w="120" w:type="dxa"/>
+              <w:bottom w:w="30" w:type="dxa"/>
+              <w:right w:w="120" w:type="dxa"/>
+            </w:tcMar>
+            <w:vAlign w:val="center"/>
+          </w:tcPr>
+          <w:p>
+            <w:pPr>
+              <w:jc w:val="center"/>
+              <w:rPr>
+                <w:color w:val="000000"/>
+                <w:sz w:val="20"/>
+                <w:szCs w:val="20"/>
+              </w:rPr>
+            </w:pPr>
+            <w:r>
+              <w:rPr>
+                <w:color w:val="000000"/>
+                <w:sz w:val="20"/>
+                <w:szCs w:val="20"/>
+              </w:rPr>
+              <w:t>{loai_phu_hieu}</w:t>
+            </w:r>
+          </w:p>
+        </w:tc>
+        <w:tc>
+          <w:tcPr>
+            <w:tcW w:w="2835" w:type="dxa"/>
             <w:tcMar>
               <w:top w:w="30" w:type="dxa"/>
               <w:left w:w="45" w:type="dxa"/>
@@ -1328,7 +1352,7 @@
         </w:tc>
         <w:tc>
           <w:tcPr>
-            <w:tcW w:w="1058" w:type="dxa"/>
+            <w:tcW w:w="2693" w:type="dxa"/>
             <w:vAlign w:val="center"/>
           </w:tcPr>
           <w:p>
@@ -1346,29 +1370,13 @@
                 <w:sz w:val="20"/>
                 <w:szCs w:val="20"/>
               </w:rPr>
-              <w:t>{</w:t>
-            </w:r>
-            <w:r>
-              <w:rPr>
-                <w:color w:val="000000"/>
-                <w:sz w:val="20"/>
-                <w:szCs w:val="20"/>
-              </w:rPr>
-              <w:t>ngay_cap</w:t>
-            </w:r>
-            <w:r>
-              <w:rPr>
-                <w:color w:val="000000"/>
-                <w:sz w:val="20"/>
-                <w:szCs w:val="20"/>
-              </w:rPr>
-              <w:t>}</w:t>
+              <w:t>{ngay_cap}</w:t>
             </w:r>
           </w:p>
         </w:tc>
         <w:tc>
           <w:tcPr>
-            <w:tcW w:w="0" w:type="auto"/>
+            <w:tcW w:w="2778" w:type="dxa"/>
             <w:tcMar>
               <w:top w:w="30" w:type="dxa"/>
               <w:left w:w="120" w:type="dxa"/>
@@ -1381,100 +1389,69 @@
             <w:pPr>
               <w:jc w:val="center"/>
               <w:rPr>
+                <w:sz w:val="20"/>
+                <w:szCs w:val="20"/>
+              </w:rPr>
+            </w:pPr>
+            <w:r>
+              <w:rPr>
                 <w:color w:val="000000"/>
                 <w:sz w:val="20"/>
                 <w:szCs w:val="20"/>
               </w:rPr>
-            </w:pPr>
+              <w:t>{ngay_het_</w:t>
+            </w:r>
+            <w:proofErr w:type="gramStart"/>
             <w:r>
               <w:rPr>
                 <w:color w:val="000000"/>
                 <w:sz w:val="20"/>
                 <w:szCs w:val="20"/>
               </w:rPr>
-              <w:t>{</w:t>
-            </w:r>
+              <w:t>han}{</w:t>
+            </w:r>
+            <w:proofErr w:type="gramEnd"/>
             <w:r>
               <w:rPr>
                 <w:color w:val="000000"/>
                 <w:sz w:val="20"/>
                 <w:szCs w:val="20"/>
               </w:rPr>
-              <w:t>ngay_het_han</w:t>
+              <w:t>/</w:t>
             </w:r>
             <w:r>
               <w:rPr>
                 <w:color w:val="000000"/>
+                <w:sz w:val="2"/>
+                <w:szCs w:val="2"/>
+              </w:rPr>
+              <w:t>xe_</w:t>
+            </w:r>
+            <w:proofErr w:type="gramStart"/>
+            <w:r>
+              <w:rPr>
+                <w:color w:val="000000"/>
+                <w:sz w:val="2"/>
+                <w:szCs w:val="2"/>
+              </w:rPr>
+              <w:t>list}{</w:t>
+            </w:r>
+            <w:proofErr w:type="gramEnd"/>
+            <w:r>
+              <w:rPr>
+                <w:color w:val="000000"/>
+                <w:sz w:val="2"/>
+                <w:szCs w:val="2"/>
+              </w:rPr>
+              <w:t>/nhom_list</w:t>
+            </w:r>
+            <w:r>
+              <w:rPr>
+                <w:color w:val="000000"/>
                 <w:sz w:val="20"/>
                 <w:szCs w:val="20"/>
               </w:rPr>
               <w:t>}</w:t>
-            </w:r>
-          </w:p>
-        </w:tc>
-        <w:tc>
-          <w:tcPr>
-            <w:tcW w:w="3268" w:type="dxa"/>
-            <w:tcMar>
-              <w:top w:w="30" w:type="dxa"/>
-              <w:left w:w="120" w:type="dxa"/>
-              <w:bottom w:w="30" w:type="dxa"/>
-              <w:right w:w="120" w:type="dxa"/>
-            </w:tcMar>
-            <w:vAlign w:val="center"/>
-          </w:tcPr>
-          <w:p>
-            <w:pPr>
-              <w:jc w:val="both"/>
-              <w:rPr>
-                <w:sz w:val="20"/>
-                <w:szCs w:val="20"/>
-              </w:rPr>
-            </w:pPr>
-            <w:r>
-              <w:rPr>
-                <w:color w:val="000000"/>
-                <w:sz w:val="20"/>
-                <w:szCs w:val="20"/>
-              </w:rPr>
-              <w:t>{ten_don_vi}</w:t>
-            </w:r>
-          </w:p>
-        </w:tc>
-        <w:tc>
-          <w:tcPr>
-            <w:tcW w:w="4108" w:type="dxa"/>
-            <w:tcMar>
-              <w:top w:w="30" w:type="dxa"/>
-              <w:left w:w="120" w:type="dxa"/>
-              <w:bottom w:w="30" w:type="dxa"/>
-              <w:right w:w="120" w:type="dxa"/>
-            </w:tcMar>
-            <w:vAlign w:val="center"/>
-          </w:tcPr>
-          <w:p>
-            <w:pPr>
-              <w:jc w:val="both"/>
-              <w:rPr>
-                <w:sz w:val="20"/>
-                <w:szCs w:val="20"/>
-              </w:rPr>
-            </w:pPr>
-            <w:r>
-              <w:rPr>
-                <w:color w:val="000000"/>
-                <w:sz w:val="20"/>
-                <w:szCs w:val="20"/>
-              </w:rPr>
-              <w:t>{dia_chi}</w:t>
-            </w:r>
-            <w:r>
-              <w:rPr>
-                <w:color w:val="000000"/>
-                <w:sz w:val="4"/>
-                <w:szCs w:val="4"/>
-              </w:rPr>
-              <w:t>{/don_vi_list}</w:t>
             </w:r>
           </w:p>
         </w:tc>

--- a/thong_bao_phu_hieu_sap_het_han_template.docx
+++ b/thong_bao_phu_hieu_sap_het_han_template.docx
@@ -93,8 +93,8 @@
               </w:rPr>
               <w:t xml:space="preserve">CỘNG HÒA XÃ HỘI CHỦ NGHĨA VIỆT </w:t>
             </w:r>
-            <w:smartTag w:uri="urn:schemas-microsoft-com:office:smarttags" w:element="country-region">
-              <w:smartTag w:uri="urn:schemas-microsoft-com:office:smarttags" w:element="place">
+            <w:smartTag w:uri="urn:schemas-microsoft-com:office:smarttags" w:element="place">
+              <w:smartTag w:uri="urn:schemas-microsoft-com:office:smarttags" w:element="country-region">
                 <w:r>
                   <w:rPr>
                     <w:b/>
@@ -908,20 +908,21 @@
         <w:tblLook w:val="04A0" w:firstRow="1" w:lastRow="0" w:firstColumn="1" w:lastColumn="0" w:noHBand="0" w:noVBand="1"/>
       </w:tblPr>
       <w:tblGrid>
-        <w:gridCol w:w="1814"/>
-        <w:gridCol w:w="2134"/>
-        <w:gridCol w:w="2835"/>
-        <w:gridCol w:w="2835"/>
-        <w:gridCol w:w="2693"/>
-        <w:gridCol w:w="2778"/>
+        <w:gridCol w:w="1562"/>
+        <w:gridCol w:w="1395"/>
+        <w:gridCol w:w="1973"/>
+        <w:gridCol w:w="1787"/>
+        <w:gridCol w:w="1767"/>
+        <w:gridCol w:w="1963"/>
       </w:tblGrid>
       <w:tr>
         <w:trPr>
           <w:trHeight w:val="315"/>
+          <w:tblHeader/>
         </w:trPr>
         <w:tc>
           <w:tcPr>
-            <w:tcW w:w="1814" w:type="dxa"/>
+            <w:tcW w:w="1562" w:type="dxa"/>
             <w:tcMar>
               <w:top w:w="30" w:type="dxa"/>
               <w:left w:w="120" w:type="dxa"/>
@@ -954,7 +955,7 @@
         </w:tc>
         <w:tc>
           <w:tcPr>
-            <w:tcW w:w="2134" w:type="dxa"/>
+            <w:tcW w:w="1395" w:type="dxa"/>
             <w:tcMar>
               <w:top w:w="30" w:type="dxa"/>
               <w:left w:w="120" w:type="dxa"/>
@@ -987,7 +988,7 @@
         </w:tc>
         <w:tc>
           <w:tcPr>
-            <w:tcW w:w="2835" w:type="dxa"/>
+            <w:tcW w:w="1973" w:type="dxa"/>
             <w:tcMar>
               <w:top w:w="30" w:type="dxa"/>
               <w:left w:w="120" w:type="dxa"/>
@@ -1020,7 +1021,7 @@
         </w:tc>
         <w:tc>
           <w:tcPr>
-            <w:tcW w:w="2835" w:type="dxa"/>
+            <w:tcW w:w="1787" w:type="dxa"/>
             <w:tcMar>
               <w:top w:w="30" w:type="dxa"/>
               <w:left w:w="120" w:type="dxa"/>
@@ -1053,7 +1054,7 @@
         </w:tc>
         <w:tc>
           <w:tcPr>
-            <w:tcW w:w="2693" w:type="dxa"/>
+            <w:tcW w:w="1767" w:type="dxa"/>
             <w:vAlign w:val="center"/>
           </w:tcPr>
           <w:p>
@@ -1079,7 +1080,7 @@
         </w:tc>
         <w:tc>
           <w:tcPr>
-            <w:tcW w:w="2778" w:type="dxa"/>
+            <w:tcW w:w="1963" w:type="dxa"/>
             <w:tcMar>
               <w:top w:w="30" w:type="dxa"/>
               <w:left w:w="120" w:type="dxa"/>
@@ -1128,7 +1129,7 @@
         </w:trPr>
         <w:tc>
           <w:tcPr>
-            <w:tcW w:w="15089" w:type="dxa"/>
+            <w:tcW w:w="10447" w:type="dxa"/>
             <w:gridSpan w:val="6"/>
             <w:tcMar>
               <w:top w:w="30" w:type="dxa"/>
@@ -1199,7 +1200,7 @@
         </w:trPr>
         <w:tc>
           <w:tcPr>
-            <w:tcW w:w="1814" w:type="dxa"/>
+            <w:tcW w:w="1562" w:type="dxa"/>
             <w:tcMar>
               <w:top w:w="30" w:type="dxa"/>
               <w:left w:w="120" w:type="dxa"/>
@@ -1222,32 +1223,16 @@
                 <w:sz w:val="20"/>
                 <w:szCs w:val="20"/>
               </w:rPr>
-              <w:t>{#</w:t>
-            </w:r>
+              <w:t>{#xe_</w:t>
+            </w:r>
+            <w:proofErr w:type="gramStart"/>
             <w:r>
               <w:rPr>
                 <w:color w:val="000000"/>
                 <w:sz w:val="20"/>
                 <w:szCs w:val="20"/>
               </w:rPr>
-              <w:t>xe_</w:t>
-            </w:r>
-            <w:proofErr w:type="gramStart"/>
-            <w:r>
-              <w:rPr>
-                <w:color w:val="000000"/>
-                <w:sz w:val="20"/>
-                <w:szCs w:val="20"/>
-              </w:rPr>
-              <w:t>list</w:t>
-            </w:r>
-            <w:r>
-              <w:rPr>
-                <w:color w:val="000000"/>
-                <w:sz w:val="20"/>
-                <w:szCs w:val="20"/>
-              </w:rPr>
-              <w:t>}{</w:t>
+              <w:t>list}{</w:t>
             </w:r>
             <w:proofErr w:type="gramEnd"/>
             <w:r>
@@ -1262,7 +1247,7 @@
         </w:tc>
         <w:tc>
           <w:tcPr>
-            <w:tcW w:w="2134" w:type="dxa"/>
+            <w:tcW w:w="1395" w:type="dxa"/>
             <w:tcMar>
               <w:top w:w="30" w:type="dxa"/>
               <w:left w:w="120" w:type="dxa"/>
@@ -1292,7 +1277,7 @@
         </w:tc>
         <w:tc>
           <w:tcPr>
-            <w:tcW w:w="2835" w:type="dxa"/>
+            <w:tcW w:w="1973" w:type="dxa"/>
             <w:tcMar>
               <w:top w:w="30" w:type="dxa"/>
               <w:left w:w="120" w:type="dxa"/>
@@ -1322,7 +1307,7 @@
         </w:tc>
         <w:tc>
           <w:tcPr>
-            <w:tcW w:w="2835" w:type="dxa"/>
+            <w:tcW w:w="1787" w:type="dxa"/>
             <w:tcMar>
               <w:top w:w="30" w:type="dxa"/>
               <w:left w:w="45" w:type="dxa"/>
@@ -1352,7 +1337,7 @@
         </w:tc>
         <w:tc>
           <w:tcPr>
-            <w:tcW w:w="2693" w:type="dxa"/>
+            <w:tcW w:w="1767" w:type="dxa"/>
             <w:vAlign w:val="center"/>
           </w:tcPr>
           <w:p>
@@ -1376,7 +1361,7 @@
         </w:tc>
         <w:tc>
           <w:tcPr>
-            <w:tcW w:w="2778" w:type="dxa"/>
+            <w:tcW w:w="1963" w:type="dxa"/>
             <w:tcMar>
               <w:top w:w="30" w:type="dxa"/>
               <w:left w:w="120" w:type="dxa"/>
@@ -1468,8 +1453,8 @@
       </w:pPr>
     </w:p>
     <w:sectPr>
-      <w:pgSz w:w="16834" w:h="11909" w:orient="landscape" w:code="9"/>
-      <w:pgMar w:top="851" w:right="851" w:bottom="851" w:left="1134" w:header="0" w:footer="0" w:gutter="0"/>
+      <w:pgSz w:w="11909" w:h="16834" w:code="9"/>
+      <w:pgMar w:top="851" w:right="851" w:bottom="1134" w:left="851" w:header="0" w:footer="0" w:gutter="0"/>
       <w:pgNumType w:start="1"/>
       <w:cols w:space="720"/>
       <w:titlePg/>
@@ -2228,6 +2213,7 @@
   <w:style w:type="character" w:default="1" w:styleId="DefaultParagraphFont">
     <w:name w:val="Default Paragraph Font"/>
     <w:uiPriority w:val="1"/>
+    <w:semiHidden/>
     <w:unhideWhenUsed/>
   </w:style>
   <w:style w:type="table" w:default="1" w:styleId="TableNormal">

--- a/thong_bao_phu_hieu_sap_het_han_template.docx
+++ b/thong_bao_phu_hieu_sap_het_han_template.docx
@@ -5,7 +5,7 @@
     <w:tbl>
       <w:tblPr>
         <w:tblW w:w="9477" w:type="dxa"/>
-        <w:tblInd w:w="108" w:type="dxa"/>
+        <w:jc w:val="center"/>
         <w:tblLook w:val="01E0" w:firstRow="1" w:lastRow="1" w:firstColumn="1" w:lastColumn="1" w:noHBand="0" w:noVBand="0"/>
       </w:tblPr>
       <w:tblGrid>
@@ -15,6 +15,7 @@
       <w:tr>
         <w:trPr>
           <w:trHeight w:val="531"/>
+          <w:jc w:val="center"/>
         </w:trPr>
         <w:tc>
           <w:tcPr>
@@ -46,7 +47,13 @@
               <w:rPr>
                 <w:sz w:val="26"/>
               </w:rPr>
-              <w:t>BẮC GIANG</w:t>
+              <w:t xml:space="preserve">BẮC </w:t>
+            </w:r>
+            <w:r>
+              <w:rPr>
+                <w:sz w:val="26"/>
+              </w:rPr>
+              <w:t>NINH</w:t>
             </w:r>
           </w:p>
           <w:p>
@@ -93,8 +100,8 @@
               </w:rPr>
               <w:t xml:space="preserve">CỘNG HÒA XÃ HỘI CHỦ NGHĨA VIỆT </w:t>
             </w:r>
-            <w:smartTag w:uri="urn:schemas-microsoft-com:office:smarttags" w:element="place">
-              <w:smartTag w:uri="urn:schemas-microsoft-com:office:smarttags" w:element="country-region">
+            <w:smartTag w:uri="urn:schemas-microsoft-com:office:smarttags" w:element="country-region">
+              <w:smartTag w:uri="urn:schemas-microsoft-com:office:smarttags" w:element="place">
                 <w:r>
                   <w:rPr>
                     <w:b/>
@@ -122,6 +129,7 @@
       <w:tr>
         <w:trPr>
           <w:trHeight w:val="668"/>
+          <w:jc w:val="center"/>
         </w:trPr>
         <w:tc>
           <w:tcPr>
@@ -200,7 +208,19 @@
               <w:rPr>
                 <w:i/>
               </w:rPr>
-              <w:t xml:space="preserve">Bắc Giang, ngày </w:t>
+              <w:t xml:space="preserve">Bắc </w:t>
+            </w:r>
+            <w:r>
+              <w:rPr>
+                <w:i/>
+              </w:rPr>
+              <w:t>Ninh</w:t>
+            </w:r>
+            <w:r>
+              <w:rPr>
+                <w:i/>
+              </w:rPr>
+              <w:t xml:space="preserve">, ngày </w:t>
             </w:r>
             <w:r>
               <w:rPr>
@@ -285,6 +305,7 @@
     </w:p>
     <w:p>
       <w:pPr>
+        <w:spacing w:before="360"/>
         <w:jc w:val="center"/>
         <w:rPr>
           <w:b/>
@@ -360,7 +381,7 @@
     </w:p>
     <w:p>
       <w:pPr>
-        <w:spacing w:after="240"/>
+        <w:spacing w:before="120" w:after="120" w:line="360" w:lineRule="atLeast"/>
         <w:ind w:firstLine="720"/>
         <w:jc w:val="both"/>
       </w:pPr>
@@ -385,7 +406,7 @@
     </w:p>
     <w:p>
       <w:pPr>
-        <w:spacing w:after="240"/>
+        <w:spacing w:before="120" w:after="120" w:line="360" w:lineRule="atLeast"/>
         <w:ind w:firstLine="720"/>
         <w:jc w:val="both"/>
       </w:pPr>
@@ -399,7 +420,13 @@
         <w:t xml:space="preserve"> </w:t>
       </w:r>
       <w:r>
-        <w:t>tỉnh Bắc Giang</w:t>
+        <w:t>B</w:t>
+      </w:r>
+      <w:r>
+        <w:t>ắc</w:t>
+      </w:r>
+      <w:r>
+        <w:t xml:space="preserve"> Ninh</w:t>
       </w:r>
       <w:r>
         <w:t xml:space="preserve"> </w:t>
@@ -432,50 +459,87 @@
     </w:p>
     <w:p>
       <w:pPr>
-        <w:spacing w:after="240"/>
+        <w:spacing w:before="120" w:after="120" w:line="360" w:lineRule="atLeast"/>
         <w:ind w:firstLine="720"/>
         <w:jc w:val="both"/>
-      </w:pPr>
-      <w:r>
-        <w:t xml:space="preserve">Định kỳ 05 ngày làm việc cuối hằng tháng, Sở Xây dựng tỉnh Bắc Giang thông báo bằng văn bản danh sách các xe sẽ hết hạn phù hiệu của tháng tiếp theo và đăng tải thông tin trên Website có địa chỉ </w:t>
-      </w:r>
-      <w:hyperlink r:id="rId8" w:history="1">
-        <w:r>
-          <w:rPr>
-            <w:rStyle w:val="Hyperlink"/>
-            <w:color w:val="auto"/>
-            <w:u w:val="none"/>
-          </w:rPr>
-          <w:t>https://sgtvt.bacgiang.gov.vn/</w:t>
-        </w:r>
-      </w:hyperlink>
-      <w:r>
-        <w:t xml:space="preserve">) và trên Trang Zalo Official Account “Sở Xây dựng tỉnh Bắc Giang” (tại mục: </w:t>
+        <w:rPr>
+          <w:spacing w:val="2"/>
+        </w:rPr>
+      </w:pPr>
+      <w:r>
+        <w:rPr>
+          <w:spacing w:val="2"/>
+        </w:rPr>
+        <w:t xml:space="preserve">Định kỳ 05 ngày làm việc cuối hằng tháng, Sở Xây dựng </w:t>
+      </w:r>
+      <w:r>
+        <w:rPr>
+          <w:spacing w:val="2"/>
+        </w:rPr>
+        <w:t>Bắc Ninh</w:t>
+      </w:r>
+      <w:r>
+        <w:rPr>
+          <w:spacing w:val="2"/>
+        </w:rPr>
+        <w:t xml:space="preserve"> thông báo bằng văn bản danh sách các xe sẽ hết hạn phù hiệu của tháng tiếp theo và đăng tải thông tin trên Website có địa chỉ </w:t>
+      </w:r>
+      <w:r>
+        <w:rPr>
+          <w:spacing w:val="2"/>
+        </w:rPr>
+        <w:t>https://sxd.bacninh.gov.vn/</w:t>
+      </w:r>
+      <w:r>
+        <w:rPr>
+          <w:spacing w:val="2"/>
+        </w:rPr>
+        <w:t xml:space="preserve"> và trên Trang Zalo Official Account “Sở Xây dựng tỉnh Bắc </w:t>
+      </w:r>
+      <w:r>
+        <w:rPr>
+          <w:spacing w:val="2"/>
+        </w:rPr>
+        <w:t>Ninh</w:t>
+      </w:r>
+      <w:r>
+        <w:rPr>
+          <w:spacing w:val="2"/>
+        </w:rPr>
+        <w:t xml:space="preserve">” (tại mục: </w:t>
       </w:r>
       <w:r>
         <w:rPr>
           <w:b/>
           <w:bCs/>
+          <w:spacing w:val="2"/>
         </w:rPr>
         <w:t>Tin tức</w:t>
       </w:r>
       <w:r>
+        <w:rPr>
+          <w:spacing w:val="2"/>
+        </w:rPr>
         <w:t xml:space="preserve">- </w:t>
       </w:r>
       <w:r>
         <w:rPr>
           <w:b/>
           <w:bCs/>
+          <w:spacing w:val="2"/>
         </w:rPr>
         <w:t>Phù hiệu đến hạn</w:t>
       </w:r>
       <w:r>
+        <w:rPr>
+          <w:spacing w:val="2"/>
+        </w:rPr>
         <w:t>).</w:t>
       </w:r>
     </w:p>
     <w:p>
       <w:pPr>
-        <w:spacing w:after="240"/>
+        <w:spacing w:before="120" w:after="240" w:line="360" w:lineRule="atLeast"/>
         <w:ind w:firstLine="720"/>
         <w:jc w:val="both"/>
       </w:pPr>
@@ -483,10 +547,19 @@
         <w:t xml:space="preserve">Sở </w:t>
       </w:r>
       <w:r>
-        <w:t>Xây dựng tỉnh Bắc Giang</w:t>
-      </w:r>
-      <w:r>
-        <w:t xml:space="preserve"> thông báo nội dung trên đến các tổ chức, cá nhân để phối hợp quản lý, kiểm tra, giám sát./. </w:t>
+        <w:t xml:space="preserve">Xây dựng </w:t>
+      </w:r>
+      <w:r>
+        <w:t>B</w:t>
+      </w:r>
+      <w:r>
+        <w:t>ắc</w:t>
+      </w:r>
+      <w:r>
+        <w:t xml:space="preserve"> Ninh </w:t>
+      </w:r>
+      <w:r>
+        <w:t xml:space="preserve">thông báo nội dung trên đến các tổ chức, cá nhân để phối hợp quản lý, kiểm tra, giám sát./. </w:t>
       </w:r>
     </w:p>
     <w:tbl>
@@ -545,7 +618,7 @@
                   <v:path arrowok="t" fillok="f" o:connecttype="none"/>
                   <o:lock v:ext="edit" shapetype="t"/>
                 </v:shapetype>
-                <v:shape id="_x0000_s2078" type="#_x0000_t32" style="position:absolute;left:0;text-align:left;margin-left:142.8pt;margin-top:4.4pt;width:.05pt;height:56.15pt;z-index:3" o:connectortype="straight"/>
+                <v:shape id="_x0000_s2078" type="#_x0000_t32" style="position:absolute;left:0;text-align:left;margin-left:147.7pt;margin-top:4.95pt;width:.05pt;height:43.25pt;z-index:3" o:connectortype="straight"/>
               </w:pict>
             </w:r>
             <w:r>
@@ -592,7 +665,23 @@
                 <w:sz w:val="22"/>
                 <w:szCs w:val="22"/>
               </w:rPr>
-              <w:t xml:space="preserve">- Công an tỉnh;                           </w:t>
+              <w:t xml:space="preserve">- Công an </w:t>
+            </w:r>
+            <w:proofErr w:type="gramStart"/>
+            <w:r>
+              <w:rPr>
+                <w:sz w:val="22"/>
+                <w:szCs w:val="22"/>
+              </w:rPr>
+              <w:t>tỉnh;</w:t>
+            </w:r>
+            <w:proofErr w:type="gramEnd"/>
+            <w:r>
+              <w:rPr>
+                <w:sz w:val="22"/>
+                <w:szCs w:val="22"/>
+              </w:rPr>
+              <w:t xml:space="preserve">                           </w:t>
             </w:r>
           </w:p>
           <w:p>
@@ -608,7 +697,44 @@
                 <w:sz w:val="22"/>
                 <w:szCs w:val="22"/>
               </w:rPr>
-              <w:t>- UBND các huyện, TX, TP và   (p/h)</w:t>
+              <w:t>- UBND các</w:t>
+            </w:r>
+            <w:r>
+              <w:rPr>
+                <w:sz w:val="22"/>
+                <w:szCs w:val="22"/>
+              </w:rPr>
+              <w:t xml:space="preserve"> </w:t>
+            </w:r>
+            <w:r>
+              <w:rPr>
+                <w:sz w:val="22"/>
+                <w:szCs w:val="22"/>
+              </w:rPr>
+              <w:t xml:space="preserve">xã, phường, thị </w:t>
+            </w:r>
+            <w:proofErr w:type="gramStart"/>
+            <w:r>
+              <w:rPr>
+                <w:sz w:val="22"/>
+                <w:szCs w:val="22"/>
+              </w:rPr>
+              <w:t>trấn</w:t>
+            </w:r>
+            <w:r>
+              <w:rPr>
+                <w:sz w:val="22"/>
+                <w:szCs w:val="22"/>
+              </w:rPr>
+              <w:t xml:space="preserve">  (</w:t>
+            </w:r>
+            <w:proofErr w:type="gramEnd"/>
+            <w:r>
+              <w:rPr>
+                <w:sz w:val="22"/>
+                <w:szCs w:val="22"/>
+              </w:rPr>
+              <w:t>p/h)</w:t>
             </w:r>
           </w:p>
           <w:p>
@@ -624,8 +750,31 @@
                 <w:sz w:val="22"/>
                 <w:szCs w:val="22"/>
               </w:rPr>
-              <w:t xml:space="preserve">  các xã, phường, thị trấn nơi </w:t>
-            </w:r>
+              <w:t xml:space="preserve"> </w:t>
+            </w:r>
+            <w:r>
+              <w:rPr>
+                <w:sz w:val="22"/>
+                <w:szCs w:val="22"/>
+              </w:rPr>
+              <w:t xml:space="preserve"> </w:t>
+            </w:r>
+            <w:r>
+              <w:rPr>
+                <w:sz w:val="22"/>
+                <w:szCs w:val="22"/>
+              </w:rPr>
+              <w:t xml:space="preserve">nơi đơn vị vận tải đặt trụ </w:t>
+            </w:r>
+            <w:proofErr w:type="gramStart"/>
+            <w:r>
+              <w:rPr>
+                <w:sz w:val="22"/>
+                <w:szCs w:val="22"/>
+              </w:rPr>
+              <w:t>sở;</w:t>
+            </w:r>
+            <w:proofErr w:type="gramEnd"/>
           </w:p>
           <w:p>
             <w:pPr>
@@ -640,8 +789,17 @@
                 <w:sz w:val="22"/>
                 <w:szCs w:val="22"/>
               </w:rPr>
-              <w:t xml:space="preserve">  đơn vị vận tải đặt trụ sở;</w:t>
-            </w:r>
+              <w:t>- Giám đốc Sở (b/c</w:t>
+            </w:r>
+            <w:proofErr w:type="gramStart"/>
+            <w:r>
+              <w:rPr>
+                <w:sz w:val="22"/>
+                <w:szCs w:val="22"/>
+              </w:rPr>
+              <w:t>);</w:t>
+            </w:r>
+            <w:proofErr w:type="gramEnd"/>
           </w:p>
           <w:p>
             <w:pPr>
@@ -656,40 +814,17 @@
                 <w:sz w:val="22"/>
                 <w:szCs w:val="22"/>
               </w:rPr>
-              <w:t>- Giám đốc Sở (b/c);</w:t>
-            </w:r>
-          </w:p>
-          <w:p>
-            <w:pPr>
-              <w:ind w:left="142" w:hanging="142"/>
-              <w:rPr>
-                <w:sz w:val="22"/>
-                <w:szCs w:val="22"/>
-              </w:rPr>
-            </w:pPr>
-            <w:r>
-              <w:rPr>
-                <w:sz w:val="22"/>
-                <w:szCs w:val="22"/>
-              </w:rPr>
-              <w:t>- Các đơn vị vận tải;</w:t>
-            </w:r>
-          </w:p>
-          <w:p>
-            <w:pPr>
-              <w:ind w:left="142" w:hanging="142"/>
-              <w:rPr>
-                <w:sz w:val="22"/>
-                <w:szCs w:val="22"/>
-              </w:rPr>
-            </w:pPr>
-            <w:r>
-              <w:rPr>
-                <w:sz w:val="22"/>
-                <w:szCs w:val="22"/>
-              </w:rPr>
-              <w:t>- Thanh tra Sở;</w:t>
-            </w:r>
+              <w:t xml:space="preserve">- Các đơn vị vận </w:t>
+            </w:r>
+            <w:proofErr w:type="gramStart"/>
+            <w:r>
+              <w:rPr>
+                <w:sz w:val="22"/>
+                <w:szCs w:val="22"/>
+              </w:rPr>
+              <w:t>tải;</w:t>
+            </w:r>
+            <w:proofErr w:type="gramEnd"/>
           </w:p>
           <w:p>
             <w:pPr>
@@ -744,26 +879,36 @@
                 <w:sz w:val="26"/>
                 <w:szCs w:val="26"/>
               </w:rPr>
-              <w:t>KT. GIÁM ĐỐC</w:t>
-            </w:r>
-          </w:p>
-          <w:p>
-            <w:pPr>
-              <w:jc w:val="center"/>
+              <w:t>TUQ</w:t>
+            </w:r>
+            <w:r>
               <w:rPr>
                 <w:b/>
                 <w:bCs/>
                 <w:sz w:val="26"/>
                 <w:szCs w:val="26"/>
               </w:rPr>
-            </w:pPr>
-            <w:r>
-              <w:rPr>
-                <w:b/>
+              <w:t>. GIÁM ĐỐC</w:t>
+            </w:r>
+          </w:p>
+          <w:p>
+            <w:pPr>
+              <w:jc w:val="center"/>
+              <w:rPr>
+                <w:b/>
+                <w:bCs/>
                 <w:sz w:val="26"/>
                 <w:szCs w:val="26"/>
               </w:rPr>
-              <w:t>PHÓ GIÁM ĐỐC</w:t>
+            </w:pPr>
+            <w:r>
+              <w:rPr>
+                <w:b/>
+                <w:bCs/>
+                <w:sz w:val="26"/>
+                <w:szCs w:val="26"/>
+              </w:rPr>
+              <w:t>TRƯỞNG PHÒNG VT &amp; ATGT</w:t>
             </w:r>
           </w:p>
           <w:p>
@@ -814,7 +959,13 @@
               <w:rPr>
                 <w:b/>
               </w:rPr>
-              <w:t>Nguyễn Quốc Ân</w:t>
+              <w:t xml:space="preserve">Nguyễn </w:t>
+            </w:r>
+            <w:r>
+              <w:rPr>
+                <w:b/>
+              </w:rPr>
+              <w:t>Thanh Phương</w:t>
             </w:r>
           </w:p>
         </w:tc>
@@ -847,7 +998,7 @@
           <w:sz w:val="22"/>
         </w:rPr>
         <w:sectPr>
-          <w:headerReference w:type="default" r:id="rId9"/>
+          <w:headerReference w:type="default" r:id="rId8"/>
           <w:pgSz w:w="11909" w:h="16834" w:code="9"/>
           <w:pgMar w:top="1138" w:right="850" w:bottom="1138" w:left="1699" w:header="0" w:footer="0" w:gutter="0"/>
           <w:pgNumType w:start="1"/>
@@ -901,6 +1052,7 @@
           <w:insideH w:val="single" w:sz="4" w:space="0" w:color="auto"/>
           <w:insideV w:val="single" w:sz="4" w:space="0" w:color="auto"/>
         </w:tblBorders>
+        <w:tblLayout w:type="fixed"/>
         <w:tblCellMar>
           <w:left w:w="0" w:type="dxa"/>
           <w:right w:w="0" w:type="dxa"/>
@@ -908,12 +1060,12 @@
         <w:tblLook w:val="04A0" w:firstRow="1" w:lastRow="0" w:firstColumn="1" w:lastColumn="0" w:noHBand="0" w:noVBand="1"/>
       </w:tblPr>
       <w:tblGrid>
-        <w:gridCol w:w="1562"/>
-        <w:gridCol w:w="1395"/>
-        <w:gridCol w:w="1973"/>
-        <w:gridCol w:w="1787"/>
-        <w:gridCol w:w="1767"/>
-        <w:gridCol w:w="1963"/>
+        <w:gridCol w:w="829"/>
+        <w:gridCol w:w="1629"/>
+        <w:gridCol w:w="1915"/>
+        <w:gridCol w:w="1701"/>
+        <w:gridCol w:w="1559"/>
+        <w:gridCol w:w="1964"/>
       </w:tblGrid>
       <w:tr>
         <w:trPr>
@@ -922,7 +1074,7 @@
         </w:trPr>
         <w:tc>
           <w:tcPr>
-            <w:tcW w:w="1562" w:type="dxa"/>
+            <w:tcW w:w="829" w:type="dxa"/>
             <w:tcMar>
               <w:top w:w="30" w:type="dxa"/>
               <w:left w:w="120" w:type="dxa"/>
@@ -938,16 +1090,12 @@
               <w:rPr>
                 <w:b/>
                 <w:bCs/>
-                <w:sz w:val="20"/>
-                <w:szCs w:val="20"/>
-              </w:rPr>
-            </w:pPr>
-            <w:r>
-              <w:rPr>
-                <w:b/>
-                <w:bCs/>
-                <w:sz w:val="20"/>
-                <w:szCs w:val="20"/>
+              </w:rPr>
+            </w:pPr>
+            <w:r>
+              <w:rPr>
+                <w:b/>
+                <w:bCs/>
               </w:rPr>
               <w:t>STT</w:t>
             </w:r>
@@ -955,7 +1103,7 @@
         </w:tc>
         <w:tc>
           <w:tcPr>
-            <w:tcW w:w="1395" w:type="dxa"/>
+            <w:tcW w:w="1629" w:type="dxa"/>
             <w:tcMar>
               <w:top w:w="30" w:type="dxa"/>
               <w:left w:w="120" w:type="dxa"/>
@@ -971,16 +1119,12 @@
               <w:rPr>
                 <w:b/>
                 <w:bCs/>
-                <w:sz w:val="20"/>
-                <w:szCs w:val="20"/>
-              </w:rPr>
-            </w:pPr>
-            <w:r>
-              <w:rPr>
-                <w:b/>
-                <w:bCs/>
-                <w:sz w:val="20"/>
-                <w:szCs w:val="20"/>
+              </w:rPr>
+            </w:pPr>
+            <w:r>
+              <w:rPr>
+                <w:b/>
+                <w:bCs/>
               </w:rPr>
               <w:t>Biển số</w:t>
             </w:r>
@@ -988,7 +1132,7 @@
         </w:tc>
         <w:tc>
           <w:tcPr>
-            <w:tcW w:w="1973" w:type="dxa"/>
+            <w:tcW w:w="1915" w:type="dxa"/>
             <w:tcMar>
               <w:top w:w="30" w:type="dxa"/>
               <w:left w:w="120" w:type="dxa"/>
@@ -1004,16 +1148,12 @@
               <w:rPr>
                 <w:b/>
                 <w:bCs/>
-                <w:sz w:val="20"/>
-                <w:szCs w:val="20"/>
-              </w:rPr>
-            </w:pPr>
-            <w:r>
-              <w:rPr>
-                <w:b/>
-                <w:bCs/>
-                <w:sz w:val="20"/>
-                <w:szCs w:val="20"/>
+              </w:rPr>
+            </w:pPr>
+            <w:r>
+              <w:rPr>
+                <w:b/>
+                <w:bCs/>
               </w:rPr>
               <w:t>Loại phù hiệu</w:t>
             </w:r>
@@ -1021,7 +1161,7 @@
         </w:tc>
         <w:tc>
           <w:tcPr>
-            <w:tcW w:w="1787" w:type="dxa"/>
+            <w:tcW w:w="1701" w:type="dxa"/>
             <w:tcMar>
               <w:top w:w="30" w:type="dxa"/>
               <w:left w:w="120" w:type="dxa"/>
@@ -1037,16 +1177,12 @@
               <w:rPr>
                 <w:b/>
                 <w:bCs/>
-                <w:sz w:val="20"/>
-                <w:szCs w:val="20"/>
-              </w:rPr>
-            </w:pPr>
-            <w:r>
-              <w:rPr>
-                <w:b/>
-                <w:bCs/>
-                <w:sz w:val="20"/>
-                <w:szCs w:val="20"/>
+              </w:rPr>
+            </w:pPr>
+            <w:r>
+              <w:rPr>
+                <w:b/>
+                <w:bCs/>
               </w:rPr>
               <w:t>Số Phù hiệu</w:t>
             </w:r>
@@ -1054,7 +1190,7 @@
         </w:tc>
         <w:tc>
           <w:tcPr>
-            <w:tcW w:w="1767" w:type="dxa"/>
+            <w:tcW w:w="1559" w:type="dxa"/>
             <w:vAlign w:val="center"/>
           </w:tcPr>
           <w:p>
@@ -1063,16 +1199,12 @@
               <w:rPr>
                 <w:b/>
                 <w:bCs/>
-                <w:sz w:val="20"/>
-                <w:szCs w:val="20"/>
-              </w:rPr>
-            </w:pPr>
-            <w:r>
-              <w:rPr>
-                <w:b/>
-                <w:bCs/>
-                <w:sz w:val="20"/>
-                <w:szCs w:val="20"/>
+              </w:rPr>
+            </w:pPr>
+            <w:r>
+              <w:rPr>
+                <w:b/>
+                <w:bCs/>
               </w:rPr>
               <w:t>Ngày cấp</w:t>
             </w:r>
@@ -1080,7 +1212,7 @@
         </w:tc>
         <w:tc>
           <w:tcPr>
-            <w:tcW w:w="1963" w:type="dxa"/>
+            <w:tcW w:w="1964" w:type="dxa"/>
             <w:tcMar>
               <w:top w:w="30" w:type="dxa"/>
               <w:left w:w="120" w:type="dxa"/>
@@ -1096,16 +1228,12 @@
               <w:rPr>
                 <w:b/>
                 <w:bCs/>
-                <w:sz w:val="20"/>
-                <w:szCs w:val="20"/>
-              </w:rPr>
-            </w:pPr>
-            <w:r>
-              <w:rPr>
-                <w:b/>
-                <w:bCs/>
-                <w:sz w:val="20"/>
-                <w:szCs w:val="20"/>
+              </w:rPr>
+            </w:pPr>
+            <w:r>
+              <w:rPr>
+                <w:b/>
+                <w:bCs/>
               </w:rPr>
               <w:t>Ngày hết hạn</w:t>
             </w:r>
@@ -1116,8 +1244,6 @@
               <w:rPr>
                 <w:b/>
                 <w:bCs/>
-                <w:sz w:val="20"/>
-                <w:szCs w:val="20"/>
               </w:rPr>
             </w:pPr>
           </w:p>
@@ -1129,7 +1255,7 @@
         </w:trPr>
         <w:tc>
           <w:tcPr>
-            <w:tcW w:w="10447" w:type="dxa"/>
+            <w:tcW w:w="9597" w:type="dxa"/>
             <w:gridSpan w:val="6"/>
             <w:tcMar>
               <w:top w:w="30" w:type="dxa"/>
@@ -1142,52 +1268,52 @@
           <w:p>
             <w:pPr>
               <w:rPr>
+                <w:b/>
+                <w:bCs/>
                 <w:color w:val="000000"/>
-                <w:sz w:val="20"/>
-                <w:szCs w:val="20"/>
-              </w:rPr>
-            </w:pPr>
-            <w:r>
-              <w:rPr>
+              </w:rPr>
+            </w:pPr>
+            <w:r>
+              <w:rPr>
+                <w:b/>
+                <w:bCs/>
                 <w:color w:val="000000"/>
-                <w:sz w:val="20"/>
-                <w:szCs w:val="20"/>
               </w:rPr>
               <w:t>{#nhom_</w:t>
             </w:r>
             <w:proofErr w:type="gramStart"/>
             <w:r>
               <w:rPr>
+                <w:b/>
+                <w:bCs/>
                 <w:color w:val="000000"/>
-                <w:sz w:val="20"/>
-                <w:szCs w:val="20"/>
               </w:rPr>
               <w:t>list}{</w:t>
             </w:r>
             <w:proofErr w:type="gramEnd"/>
             <w:r>
               <w:rPr>
+                <w:b/>
+                <w:bCs/>
                 <w:color w:val="000000"/>
-                <w:sz w:val="20"/>
-                <w:szCs w:val="20"/>
               </w:rPr>
               <w:t>stt_nhom}. {ten_don_vi</w:t>
             </w:r>
             <w:proofErr w:type="gramStart"/>
             <w:r>
               <w:rPr>
+                <w:b/>
+                <w:bCs/>
                 <w:color w:val="000000"/>
-                <w:sz w:val="20"/>
-                <w:szCs w:val="20"/>
               </w:rPr>
               <w:t>}  (</w:t>
             </w:r>
             <w:proofErr w:type="gramEnd"/>
             <w:r>
               <w:rPr>
+                <w:b/>
+                <w:bCs/>
                 <w:color w:val="000000"/>
-                <w:sz w:val="20"/>
-                <w:szCs w:val="20"/>
               </w:rPr>
               <w:t>Địa chỉ: {dia_chi})</w:t>
             </w:r>
@@ -1200,7 +1326,7 @@
         </w:trPr>
         <w:tc>
           <w:tcPr>
-            <w:tcW w:w="1562" w:type="dxa"/>
+            <w:tcW w:w="829" w:type="dxa"/>
             <w:tcMar>
               <w:top w:w="30" w:type="dxa"/>
               <w:left w:w="120" w:type="dxa"/>
@@ -1212,16 +1338,10 @@
           <w:p>
             <w:pPr>
               <w:jc w:val="center"/>
-              <w:rPr>
-                <w:sz w:val="20"/>
-                <w:szCs w:val="20"/>
-              </w:rPr>
             </w:pPr>
             <w:r>
               <w:rPr>
                 <w:color w:val="000000"/>
-                <w:sz w:val="20"/>
-                <w:szCs w:val="20"/>
               </w:rPr>
               <w:t>{#xe_</w:t>
             </w:r>
@@ -1229,8 +1349,6 @@
             <w:r>
               <w:rPr>
                 <w:color w:val="000000"/>
-                <w:sz w:val="20"/>
-                <w:szCs w:val="20"/>
               </w:rPr>
               <w:t>list}{</w:t>
             </w:r>
@@ -1238,8 +1356,6 @@
             <w:r>
               <w:rPr>
                 <w:color w:val="000000"/>
-                <w:sz w:val="20"/>
-                <w:szCs w:val="20"/>
               </w:rPr>
               <w:t>stt}</w:t>
             </w:r>
@@ -1247,7 +1363,7 @@
         </w:tc>
         <w:tc>
           <w:tcPr>
-            <w:tcW w:w="1395" w:type="dxa"/>
+            <w:tcW w:w="1629" w:type="dxa"/>
             <w:tcMar>
               <w:top w:w="30" w:type="dxa"/>
               <w:left w:w="120" w:type="dxa"/>
@@ -1261,15 +1377,11 @@
               <w:jc w:val="center"/>
               <w:rPr>
                 <w:color w:val="000000"/>
-                <w:sz w:val="20"/>
-                <w:szCs w:val="20"/>
               </w:rPr>
             </w:pPr>
             <w:r>
               <w:rPr>
                 <w:color w:val="000000"/>
-                <w:sz w:val="20"/>
-                <w:szCs w:val="20"/>
               </w:rPr>
               <w:t>{bien_so}</w:t>
             </w:r>
@@ -1277,7 +1389,7 @@
         </w:tc>
         <w:tc>
           <w:tcPr>
-            <w:tcW w:w="1973" w:type="dxa"/>
+            <w:tcW w:w="1915" w:type="dxa"/>
             <w:tcMar>
               <w:top w:w="30" w:type="dxa"/>
               <w:left w:w="120" w:type="dxa"/>
@@ -1291,15 +1403,11 @@
               <w:jc w:val="center"/>
               <w:rPr>
                 <w:color w:val="000000"/>
-                <w:sz w:val="20"/>
-                <w:szCs w:val="20"/>
               </w:rPr>
             </w:pPr>
             <w:r>
               <w:rPr>
                 <w:color w:val="000000"/>
-                <w:sz w:val="20"/>
-                <w:szCs w:val="20"/>
               </w:rPr>
               <w:t>{loai_phu_hieu}</w:t>
             </w:r>
@@ -1307,7 +1415,7 @@
         </w:tc>
         <w:tc>
           <w:tcPr>
-            <w:tcW w:w="1787" w:type="dxa"/>
+            <w:tcW w:w="1701" w:type="dxa"/>
             <w:tcMar>
               <w:top w:w="30" w:type="dxa"/>
               <w:left w:w="45" w:type="dxa"/>
@@ -1321,15 +1429,11 @@
               <w:jc w:val="center"/>
               <w:rPr>
                 <w:color w:val="000000"/>
-                <w:sz w:val="20"/>
-                <w:szCs w:val="20"/>
               </w:rPr>
             </w:pPr>
             <w:r>
               <w:rPr>
                 <w:color w:val="000000"/>
-                <w:sz w:val="20"/>
-                <w:szCs w:val="20"/>
               </w:rPr>
               <w:t>{so_phu_hieu}</w:t>
             </w:r>
@@ -1337,7 +1441,7 @@
         </w:tc>
         <w:tc>
           <w:tcPr>
-            <w:tcW w:w="1767" w:type="dxa"/>
+            <w:tcW w:w="1559" w:type="dxa"/>
             <w:vAlign w:val="center"/>
           </w:tcPr>
           <w:p>
@@ -1345,15 +1449,11 @@
               <w:jc w:val="center"/>
               <w:rPr>
                 <w:color w:val="000000"/>
-                <w:sz w:val="20"/>
-                <w:szCs w:val="20"/>
               </w:rPr>
             </w:pPr>
             <w:r>
               <w:rPr>
                 <w:color w:val="000000"/>
-                <w:sz w:val="20"/>
-                <w:szCs w:val="20"/>
               </w:rPr>
               <w:t>{ngay_cap}</w:t>
             </w:r>
@@ -1361,7 +1461,7 @@
         </w:tc>
         <w:tc>
           <w:tcPr>
-            <w:tcW w:w="1963" w:type="dxa"/>
+            <w:tcW w:w="1964" w:type="dxa"/>
             <w:tcMar>
               <w:top w:w="30" w:type="dxa"/>
               <w:left w:w="120" w:type="dxa"/>
@@ -1373,16 +1473,10 @@
           <w:p>
             <w:pPr>
               <w:jc w:val="center"/>
-              <w:rPr>
-                <w:sz w:val="20"/>
-                <w:szCs w:val="20"/>
-              </w:rPr>
             </w:pPr>
             <w:r>
               <w:rPr>
                 <w:color w:val="000000"/>
-                <w:sz w:val="20"/>
-                <w:szCs w:val="20"/>
               </w:rPr>
               <w:t>{ngay_het_</w:t>
             </w:r>
@@ -1390,8 +1484,6 @@
             <w:r>
               <w:rPr>
                 <w:color w:val="000000"/>
-                <w:sz w:val="20"/>
-                <w:szCs w:val="20"/>
               </w:rPr>
               <w:t>han}{</w:t>
             </w:r>
@@ -1399,44 +1491,22 @@
             <w:r>
               <w:rPr>
                 <w:color w:val="000000"/>
-                <w:sz w:val="20"/>
-                <w:szCs w:val="20"/>
-              </w:rPr>
-              <w:t>/</w:t>
-            </w:r>
+              </w:rPr>
+              <w:t>/xe_</w:t>
+            </w:r>
+            <w:proofErr w:type="gramStart"/>
             <w:r>
               <w:rPr>
                 <w:color w:val="000000"/>
-                <w:sz w:val="2"/>
-                <w:szCs w:val="2"/>
-              </w:rPr>
-              <w:t>xe_</w:t>
-            </w:r>
-            <w:proofErr w:type="gramStart"/>
+              </w:rPr>
+              <w:t>list}{</w:t>
+            </w:r>
+            <w:proofErr w:type="gramEnd"/>
             <w:r>
               <w:rPr>
                 <w:color w:val="000000"/>
-                <w:sz w:val="2"/>
-                <w:szCs w:val="2"/>
-              </w:rPr>
-              <w:t>list}{</w:t>
-            </w:r>
-            <w:proofErr w:type="gramEnd"/>
-            <w:r>
-              <w:rPr>
-                <w:color w:val="000000"/>
-                <w:sz w:val="2"/>
-                <w:szCs w:val="2"/>
-              </w:rPr>
-              <w:t>/nhom_list</w:t>
-            </w:r>
-            <w:r>
-              <w:rPr>
-                <w:color w:val="000000"/>
-                <w:sz w:val="20"/>
-                <w:szCs w:val="20"/>
-              </w:rPr>
-              <w:t>}</w:t>
+              </w:rPr>
+              <w:t>/nhom_list}</w:t>
             </w:r>
           </w:p>
         </w:tc>
@@ -1454,7 +1524,7 @@
     </w:p>
     <w:sectPr>
       <w:pgSz w:w="11909" w:h="16834" w:code="9"/>
-      <w:pgMar w:top="851" w:right="851" w:bottom="1134" w:left="851" w:header="0" w:footer="0" w:gutter="0"/>
+      <w:pgMar w:top="1134" w:right="851" w:bottom="1134" w:left="1701" w:header="0" w:footer="0" w:gutter="0"/>
       <w:pgNumType w:start="1"/>
       <w:cols w:space="720"/>
       <w:titlePg/>
